--- a/examples/export/showcase-output/index.ko.docx
+++ b/examples/export/showcase-output/index.ko.docx
@@ -54,7 +54,7 @@
       <w:r>
         <w:t xml:space="preserve">한국어로 옮긴 문서는 이 개요와 </w:t>
       </w:r>
-      <w:hyperlink w:history="1" r:id="rIdf9eszmzncrrshzha2mhf5">
+      <w:hyperlink w:history="1" r:id="rIdqzvb14y5d2x1yaqxw1h-a">
         <w:r>
           <w:t xml:space="preserve">시작하기</w:t>
         </w:r>
@@ -233,7 +233,7 @@
               <w:overflowPunct/>
               <w:autoSpaceDN/>
             </w:pPr>
-            <w:hyperlink w:history="1" r:id="rIdopjfqpafpmddbpmhptr7p">
+            <w:hyperlink w:history="1" r:id="rIdep4abm86lyqjsg8rgnepd">
               <w:r>
                 <w:t xml:space="preserve">Current conditions</w:t>
               </w:r>
@@ -329,7 +329,7 @@
               <w:overflowPunct/>
               <w:autoSpaceDN/>
             </w:pPr>
-            <w:hyperlink w:history="1" r:id="rIdkvstvpdikc7-zvffycoq0">
+            <w:hyperlink w:history="1" r:id="rIdcnledqznbsxepanylrwg0">
               <w:r>
                 <w:t xml:space="preserve">Hourly forecast</w:t>
               </w:r>
@@ -426,7 +426,7 @@
               <w:overflowPunct/>
               <w:autoSpaceDN/>
             </w:pPr>
-            <w:hyperlink w:history="1" r:id="rIdrtozbkj9_ib61f5jexccu">
+            <w:hyperlink w:history="1" r:id="rIdkxr771ugnc7fhj3nazrzk">
               <w:r>
                 <w:t xml:space="preserve">Daily forecast</w:t>
               </w:r>
@@ -522,7 +522,7 @@
               <w:overflowPunct/>
               <w:autoSpaceDN/>
             </w:pPr>
-            <w:hyperlink w:history="1" r:id="rIdk7cymi-b480jftc5vn-kx">
+            <w:hyperlink w:history="1" r:id="rId6ko3cx0cgkzmxjqgcfucr">
               <w:r>
                 <w:t xml:space="preserve">Observation history</w:t>
               </w:r>
@@ -619,7 +619,7 @@
               <w:overflowPunct/>
               <w:autoSpaceDN/>
             </w:pPr>
-            <w:hyperlink w:history="1" r:id="rIdc9jaez6r25utvlxmvahfs">
+            <w:hyperlink w:history="1" r:id="rId_pzn99goaiin_9wcavkri">
               <w:r>
                 <w:t xml:space="preserve">Station directory</w:t>
               </w:r>
@@ -715,7 +715,7 @@
               <w:overflowPunct/>
               <w:autoSpaceDN/>
             </w:pPr>
-            <w:hyperlink w:history="1" r:id="rIddxwpzrv1ljvvac-3bputh">
+            <w:hyperlink w:history="1" r:id="rIdsqdmtpkvtg443_urg8sxg">
               <w:r>
                 <w:t xml:space="preserve">Station detail</w:t>
               </w:r>
@@ -812,7 +812,7 @@
               <w:overflowPunct/>
               <w:autoSpaceDN/>
             </w:pPr>
-            <w:hyperlink w:history="1" r:id="rId3u0ggug8nyua5vqpv3two">
+            <w:hyperlink w:history="1" r:id="rIdvpbqyfk8hxpixgcmrxckg">
               <w:r>
                 <w:t xml:space="preserve">Weather alerts</w:t>
               </w:r>

--- a/examples/export/showcase-output/index.ko.docx
+++ b/examples/export/showcase-output/index.ko.docx
@@ -54,7 +54,7 @@
       <w:r>
         <w:t xml:space="preserve">한국어로 옮긴 문서는 이 개요와 </w:t>
       </w:r>
-      <w:hyperlink w:history="1" r:id="rIdqzvb14y5d2x1yaqxw1h-a">
+      <w:hyperlink w:history="1" r:id="rIdwpgrggg19n5fioppkzxdc">
         <w:r>
           <w:t xml:space="preserve">시작하기</w:t>
         </w:r>
@@ -233,7 +233,7 @@
               <w:overflowPunct/>
               <w:autoSpaceDN/>
             </w:pPr>
-            <w:hyperlink w:history="1" r:id="rIdep4abm86lyqjsg8rgnepd">
+            <w:hyperlink w:history="1" r:id="rId01flp3cwkstqs0iylsrua">
               <w:r>
                 <w:t xml:space="preserve">Current conditions</w:t>
               </w:r>
@@ -329,7 +329,7 @@
               <w:overflowPunct/>
               <w:autoSpaceDN/>
             </w:pPr>
-            <w:hyperlink w:history="1" r:id="rIdcnledqznbsxepanylrwg0">
+            <w:hyperlink w:history="1" r:id="rIdng4qloohzbb8k5u60_iz6">
               <w:r>
                 <w:t xml:space="preserve">Hourly forecast</w:t>
               </w:r>
@@ -426,7 +426,7 @@
               <w:overflowPunct/>
               <w:autoSpaceDN/>
             </w:pPr>
-            <w:hyperlink w:history="1" r:id="rIdkxr771ugnc7fhj3nazrzk">
+            <w:hyperlink w:history="1" r:id="rIdd_5tubfjhrhapemhgyxdf">
               <w:r>
                 <w:t xml:space="preserve">Daily forecast</w:t>
               </w:r>
@@ -522,7 +522,7 @@
               <w:overflowPunct/>
               <w:autoSpaceDN/>
             </w:pPr>
-            <w:hyperlink w:history="1" r:id="rId6ko3cx0cgkzmxjqgcfucr">
+            <w:hyperlink w:history="1" r:id="rIdzwcj7vlvezufxzbdz-bkq">
               <w:r>
                 <w:t xml:space="preserve">Observation history</w:t>
               </w:r>
@@ -619,7 +619,7 @@
               <w:overflowPunct/>
               <w:autoSpaceDN/>
             </w:pPr>
-            <w:hyperlink w:history="1" r:id="rId_pzn99goaiin_9wcavkri">
+            <w:hyperlink w:history="1" r:id="rIdhikejulej6qwjcsk1nbkz">
               <w:r>
                 <w:t xml:space="preserve">Station directory</w:t>
               </w:r>
@@ -715,7 +715,7 @@
               <w:overflowPunct/>
               <w:autoSpaceDN/>
             </w:pPr>
-            <w:hyperlink w:history="1" r:id="rIdsqdmtpkvtg443_urg8sxg">
+            <w:hyperlink w:history="1" r:id="rIdcim5ixg1vyig8gfb6pama">
               <w:r>
                 <w:t xml:space="preserve">Station detail</w:t>
               </w:r>
@@ -812,7 +812,7 @@
               <w:overflowPunct/>
               <w:autoSpaceDN/>
             </w:pPr>
-            <w:hyperlink w:history="1" r:id="rIdvpbqyfk8hxpixgcmrxckg">
+            <w:hyperlink w:history="1" r:id="rIdxq7vu-dpuxdqb90keevtq">
               <w:r>
                 <w:t xml:space="preserve">Weather alerts</w:t>
               </w:r>
@@ -1882,6 +1882,14 @@
       <w:szCs w:val="18"/>
     </w:rPr>
   </w:style>
+  <w:style w:type="paragraph" w:styleId="CudocCodeHighlighted">
+    <w:name w:val="cudoc Code Highlighted"/>
+    <w:basedOn w:val="CudocCodeBlock"/>
+    <w:next w:val="CudocCodeBlock"/>
+    <w:pPr>
+      <w:shd w:fill="E0F2FE" w:val="clear"/>
+    </w:pPr>
+  </w:style>
   <w:style w:type="paragraph" w:styleId="CudocTableHeader">
     <w:name w:val="cudoc Table Header"/>
     <w:basedOn w:val="Normal"/>
@@ -1924,6 +1932,53 @@
       <w:rFonts w:ascii="Calibri" w:cs="Calibri" w:eastAsia="Malgun Gothic" w:hAnsi="Calibri"/>
       <w:i/>
       <w:iCs/>
+      <w:color w:val="5B6B7F"/>
+      <w:sz w:val="17"/>
+      <w:szCs w:val="17"/>
+    </w:rPr>
+  </w:style>
+  <w:style w:type="paragraph" w:styleId="CudocCodeTitle">
+    <w:name w:val="cudoc Code Title"/>
+    <w:basedOn w:val="Normal"/>
+    <w:next w:val="CudocCodeBlock"/>
+    <w:pPr>
+      <w:keepNext/>
+      <w:spacing w:after="0" w:before="210"/>
+    </w:pPr>
+    <w:rPr>
+      <w:rFonts w:ascii="Consolas" w:cs="Consolas" w:eastAsia="Malgun Gothic" w:hAnsi="Consolas"/>
+      <w:color w:val="5B6B7F"/>
+      <w:sz w:val="17"/>
+      <w:szCs w:val="17"/>
+    </w:rPr>
+  </w:style>
+  <w:style w:type="paragraph" w:styleId="CudocTabLabel">
+    <w:name w:val="cudoc Tab Label"/>
+    <w:basedOn w:val="Normal"/>
+    <w:next w:val="CudocBody"/>
+    <w:pPr>
+      <w:keepNext/>
+      <w:spacing w:after="210" w:before="210"/>
+    </w:pPr>
+    <w:rPr>
+      <w:rFonts w:ascii="Calibri" w:cs="Calibri" w:eastAsia="Malgun Gothic" w:hAnsi="Calibri"/>
+      <w:b/>
+      <w:bCs/>
+      <w:color w:val="475569"/>
+      <w:sz w:val="18"/>
+      <w:szCs w:val="18"/>
+    </w:rPr>
+  </w:style>
+  <w:style w:type="paragraph" w:styleId="CudocTableNote">
+    <w:name w:val="cudoc Table Note"/>
+    <w:basedOn w:val="Normal"/>
+    <w:next w:val="CudocBody"/>
+    <w:pPr>
+      <w:keepLines/>
+      <w:spacing w:after="210"/>
+    </w:pPr>
+    <w:rPr>
+      <w:rFonts w:ascii="Calibri" w:cs="Calibri" w:eastAsia="Malgun Gothic" w:hAnsi="Calibri"/>
       <w:color w:val="5B6B7F"/>
       <w:sz w:val="17"/>
       <w:szCs w:val="17"/>

--- a/examples/export/showcase-output/index.ko.docx
+++ b/examples/export/showcase-output/index.ko.docx
@@ -54,7 +54,7 @@
       <w:r>
         <w:t xml:space="preserve">한국어로 옮긴 문서는 이 개요와 </w:t>
       </w:r>
-      <w:hyperlink w:history="1" r:id="rIdwpgrggg19n5fioppkzxdc">
+      <w:hyperlink w:history="1" r:id="rId9lavjajrmwa2myig78icf">
         <w:r>
           <w:t xml:space="preserve">시작하기</w:t>
         </w:r>
@@ -233,7 +233,7 @@
               <w:overflowPunct/>
               <w:autoSpaceDN/>
             </w:pPr>
-            <w:hyperlink w:history="1" r:id="rId01flp3cwkstqs0iylsrua">
+            <w:hyperlink w:history="1" r:id="rId1qpe6p3-xtqbtsijgz4hf">
               <w:r>
                 <w:t xml:space="preserve">Current conditions</w:t>
               </w:r>
@@ -329,7 +329,7 @@
               <w:overflowPunct/>
               <w:autoSpaceDN/>
             </w:pPr>
-            <w:hyperlink w:history="1" r:id="rIdng4qloohzbb8k5u60_iz6">
+            <w:hyperlink w:history="1" r:id="rId1i6pxycgmvaqkzjtz19nn">
               <w:r>
                 <w:t xml:space="preserve">Hourly forecast</w:t>
               </w:r>
@@ -426,7 +426,7 @@
               <w:overflowPunct/>
               <w:autoSpaceDN/>
             </w:pPr>
-            <w:hyperlink w:history="1" r:id="rIdd_5tubfjhrhapemhgyxdf">
+            <w:hyperlink w:history="1" r:id="rIdc2dzkm5acm_axxqnsjt-e">
               <w:r>
                 <w:t xml:space="preserve">Daily forecast</w:t>
               </w:r>
@@ -522,7 +522,7 @@
               <w:overflowPunct/>
               <w:autoSpaceDN/>
             </w:pPr>
-            <w:hyperlink w:history="1" r:id="rIdzwcj7vlvezufxzbdz-bkq">
+            <w:hyperlink w:history="1" r:id="rId-ug_u8c5g3wnj-gwnhl1n">
               <w:r>
                 <w:t xml:space="preserve">Observation history</w:t>
               </w:r>
@@ -619,7 +619,7 @@
               <w:overflowPunct/>
               <w:autoSpaceDN/>
             </w:pPr>
-            <w:hyperlink w:history="1" r:id="rIdhikejulej6qwjcsk1nbkz">
+            <w:hyperlink w:history="1" r:id="rIdeuajnschis5ngvsgmjknl">
               <w:r>
                 <w:t xml:space="preserve">Station directory</w:t>
               </w:r>
@@ -715,7 +715,7 @@
               <w:overflowPunct/>
               <w:autoSpaceDN/>
             </w:pPr>
-            <w:hyperlink w:history="1" r:id="rIdcim5ixg1vyig8gfb6pama">
+            <w:hyperlink w:history="1" r:id="rIdx1ilqsdsz5kqyj6ea9yjb">
               <w:r>
                 <w:t xml:space="preserve">Station detail</w:t>
               </w:r>
@@ -812,7 +812,7 @@
               <w:overflowPunct/>
               <w:autoSpaceDN/>
             </w:pPr>
-            <w:hyperlink w:history="1" r:id="rIdxq7vu-dpuxdqb90keevtq">
+            <w:hyperlink w:history="1" r:id="rIdwkvxhid2nei6ocoxll6ba">
               <w:r>
                 <w:t xml:space="preserve">Weather alerts</w:t>
               </w:r>
